--- a/舞萌机台排队通用管理办法.docx
+++ b/舞萌机台排队通用管理办法.docx
@@ -1254,17 +1254,16 @@
         <w:spacing w:after="0" w:line="578" w:lineRule="exact"/>
         <w:ind w:firstLineChars="200" w:firstLine="640"/>
         <w:rPr>
-          <w:rFonts w:hint="eastAsia"/>
-          <w:szCs w:val="32"/>
-          <w:lang w:eastAsia="zh-CN"/>
-        </w:rPr>
-      </w:pPr>
-      <w:r>
-        <w:rPr>
-          <w:szCs w:val="32"/>
-          <w:lang w:eastAsia="zh-CN"/>
-        </w:rPr>
-        <w:t>（十六）释放游玩位置，是指正在游玩的玩家完成本次游戏并不再继续占用机台当前可操作位置。玩家点击游戏结束、离开机台可操作范围、明确表示本次游戏结束，或者虽未点击结束但已经离开机台附近并由系统超时结束的，均视为释放游玩位置。（十七）暂时离开，是指玩家在不退出排队的意思下，短时间离开机台附近或者离开排队可识别范围，并希望继续保留排队资格的行为。</w:t>
+          <w:szCs w:val="32"/>
+          <w:lang w:eastAsia="zh-CN"/>
+        </w:rPr>
+      </w:pPr>
+      <w:r>
+        <w:rPr>
+          <w:szCs w:val="32"/>
+          <w:lang w:eastAsia="zh-CN"/>
+        </w:rPr>
+        <w:t>（十六）释放游玩位置，是指正在游玩的玩家完成本次游戏并不再继续占用机台当前可操作位置。玩家点击游戏结束、离开机台可操作范围、明确表示本次游戏结束，或者虽未点击结束但已经离开机台附近并由系统超时结束的，均视为释放游玩位置。</w:t>
       </w:r>
     </w:p>
     <w:p>
@@ -1282,7 +1281,7 @@
           <w:szCs w:val="32"/>
           <w:lang w:eastAsia="zh-CN"/>
         </w:rPr>
-        <w:t>（十八）退出排队，是指玩家明确表示不再参与该机台排队，或者按照本办法被视为不再参与该机台排队的状态。</w:t>
+        <w:t>（十七）暂时离开，是指玩家在不退出排队的意思下，短时间离开机台附近或者离开排队可识别范围，并希望继续保留排队资格的行为。</w:t>
       </w:r>
     </w:p>
     <w:p>
@@ -1300,7 +1299,7 @@
           <w:szCs w:val="32"/>
           <w:lang w:eastAsia="zh-CN"/>
         </w:rPr>
-        <w:t>（十九）放弃本次游玩机会，是指玩家在本次应当取得或者已经取得游玩资格时，因本人选择、暂时离开、未及时到场、拒绝当前可行游玩方式或者其他原因未实际参与本次游戏，但仍按照本办法继续参与后续游玩资格轮换的情形。</w:t>
+        <w:t>（十八）退出排队，是指玩家明确表示不再参与该机台排队，或者按照本办法被视为不再参与该机台排队的状态。</w:t>
       </w:r>
     </w:p>
     <w:p>
@@ -1318,7 +1317,7 @@
           <w:szCs w:val="32"/>
           <w:lang w:eastAsia="zh-CN"/>
         </w:rPr>
-        <w:t>（二十）现场相关玩家，是指正在该机台游玩、已经取得该机台排队资格、正在等待该机台游玩，或者其排队资格、游玩资格、登记信息将直接受到相关事项影响的玩家。</w:t>
+        <w:t>（十九）放弃本次游玩机会，是指玩家在本次应当取得或者已经取得游玩资格时，因本人选择、暂时离开、未及时到场、拒绝当前可行游玩方式或者其他原因未实际参与本次游戏，但仍按照本办法继续参与后续游玩资格轮换的情形。</w:t>
       </w:r>
     </w:p>
     <w:p>
@@ -1337,6 +1336,24 @@
           <w:lang w:eastAsia="zh-CN"/>
         </w:rPr>
         <w:lastRenderedPageBreak/>
+        <w:t>（二十）现场相关玩家，是指正在该机台游玩、已经取得该机台排队资格、正在等待该机台游玩，或者其排队资格、游玩资格、登记信息将直接受到相关事项影响的玩家。</w:t>
+      </w:r>
+    </w:p>
+    <w:p>
+      <w:pPr>
+        <w:spacing w:after="0" w:line="578" w:lineRule="exact"/>
+        <w:ind w:firstLineChars="200" w:firstLine="640"/>
+        <w:rPr>
+          <w:rFonts w:hint="eastAsia"/>
+          <w:szCs w:val="32"/>
+          <w:lang w:eastAsia="zh-CN"/>
+        </w:rPr>
+      </w:pPr>
+      <w:r>
+        <w:rPr>
+          <w:szCs w:val="32"/>
+          <w:lang w:eastAsia="zh-CN"/>
+        </w:rPr>
         <w:t>（二十一）不得延后他人，是指不得因本人个人诉求、共同游玩请求、等待特定玩家、暂时离开、登记调整或者其他本人原因，使其他玩家晚于其按照当时可确认排队顺序本应取得游玩资格的时间取得游玩资格。</w:t>
       </w:r>
     </w:p>
@@ -1460,7 +1477,15 @@
           <w:szCs w:val="32"/>
           <w:lang w:eastAsia="zh-CN"/>
         </w:rPr>
-        <w:t>在共同记忆排队中到达机台附近后，原则上应当向正在游玩或者正在等待的玩家说明其加入排队。未说明但其等待游玩的意思能够被现场合理识别的，不当然否定其排队资格；因此产生顺序争议的，由未明确说明的一方承担较高说明责任。</w:t>
+        <w:t>在共同记忆排队中到达机台附近后，原则上应当向正在游玩或者正在等待的玩家说明其加入排队。未说明但其等待游玩的意思能够被现场合理识别的，不当然否定其排</w:t>
+      </w:r>
+      <w:r>
+        <w:rPr>
+          <w:szCs w:val="32"/>
+          <w:lang w:eastAsia="zh-CN"/>
+        </w:rPr>
+        <w:lastRenderedPageBreak/>
+        <w:t>队资格；因此产生顺序争议的，由未明确说明的一方承担较高说明责任。</w:t>
       </w:r>
     </w:p>
     <w:p>
@@ -1503,15 +1528,7 @@
           <w:szCs w:val="32"/>
           <w:lang w:eastAsia="zh-CN"/>
         </w:rPr>
-        <w:t>在标识登记排队中加入排队，应当按照当时排队顺序将登记信息置于顺序末端。正在游玩的玩家尚未释</w:t>
-      </w:r>
-      <w:r>
-        <w:rPr>
-          <w:szCs w:val="32"/>
-          <w:lang w:eastAsia="zh-CN"/>
-        </w:rPr>
-        <w:lastRenderedPageBreak/>
-        <w:t>放游玩位置时，新玩家应当加入当时等待顺序末端；正在游玩的玩家释放游玩位置后，再归入届时顺序末端。正在游玩的玩家已经释放游玩位置但其标识尚未实际移动的，应当先按照其完成游玩后应当归入末端的结果判断顺序，再确定新加入玩家的位置。</w:t>
+        <w:t>在标识登记排队中加入排队，应当按照当时排队顺序将登记信息置于顺序末端。正在游玩的玩家尚未释放游玩位置时，新玩家应当加入当时等待顺序末端；正在游玩的玩家释放游玩位置后，再归入届时顺序末端。正在游玩的玩家已经释放游玩位置但其标识尚未实际移动的，应当先按照其完成游玩后应当归入末端的结果判断顺序，再确定新加入玩家的位置。</w:t>
       </w:r>
     </w:p>
     <w:p>
@@ -1659,6 +1676,7 @@
           <w:szCs w:val="32"/>
           <w:lang w:eastAsia="zh-CN"/>
         </w:rPr>
+        <w:lastRenderedPageBreak/>
         <w:t>第十五</w:t>
       </w:r>
       <w:proofErr w:type="gramStart"/>
@@ -1726,15 +1744,7 @@
           <w:szCs w:val="32"/>
           <w:lang w:eastAsia="zh-CN"/>
         </w:rPr>
-        <w:t>游玩时，实际参与同一次游戏的玩家同时取得本次游玩资格，并在完成游戏后同时消耗本次游玩资格。</w:t>
-      </w:r>
-      <w:r>
-        <w:rPr>
-          <w:szCs w:val="32"/>
-          <w:lang w:eastAsia="zh-CN"/>
-        </w:rPr>
-        <w:lastRenderedPageBreak/>
-        <w:t>共同游玩的玩家完成游戏后，应当按照其参与该次游戏前在排队顺序中的相对先后，依次归入当时顺序末端。</w:t>
+        <w:t>游玩时，实际参与同一次游戏的玩家同时取得本次游玩资格，并在完成游戏后同时消耗本次游玩资格。共同游玩的玩家完成游戏后，应当按照其参与该次游戏前在排队顺序中的相对先后，依次归入当时顺序末端。</w:t>
       </w:r>
     </w:p>
     <w:p>
@@ -1881,7 +1891,15 @@
           <w:szCs w:val="32"/>
           <w:lang w:eastAsia="zh-CN"/>
         </w:rPr>
-        <w:t>玩家在取得本次游玩资格时不在现场的，无论是否已经作出暂时离开说明、设置暂时离开标记或者保留其他状态表示，均不得保留本次游玩机会。已经有明确暂时离开表示、有效登记仍可识别，或者现场相关玩家能够确认其仍有继续排队意思的，按照放弃本次游玩机会处理；未作任何说明且无法确认其仍在排队的，可以视情况按照放弃本次游玩机会或者退出排队处理。按照放弃本次游玩机会处理后，该玩家下一次取得游玩资格时依然不在现场的，应当按照退出排队处理。</w:t>
+        <w:t>玩家在取得本次游玩资格时不在现场的，无论是否已经作出暂时离开说明、设置暂时离开标记或者保留其他状态表示，均不得保留本次游玩机会。已经有明确暂时离开表示、有效登</w:t>
+      </w:r>
+      <w:r>
+        <w:rPr>
+          <w:szCs w:val="32"/>
+          <w:lang w:eastAsia="zh-CN"/>
+        </w:rPr>
+        <w:lastRenderedPageBreak/>
+        <w:t>记仍可识别，或者现场相关玩家能够确认其仍有继续排队意思的，按照放弃本次游玩机会处理；未作任何说明且无法确认其仍在排队的，可以视情况按照放弃本次游玩机会或者退出排队处理。按照放弃本次游玩机会处理后，该玩家下一次取得游玩资格时依然不在现场的，应当按照退出排队处理。</w:t>
       </w:r>
     </w:p>
     <w:p>
@@ -1900,7 +1918,6 @@
           <w:szCs w:val="32"/>
           <w:lang w:eastAsia="zh-CN"/>
         </w:rPr>
-        <w:lastRenderedPageBreak/>
         <w:t>第二十</w:t>
       </w:r>
       <w:proofErr w:type="gramStart"/>
@@ -2054,7 +2071,7 @@
           <w:szCs w:val="32"/>
           <w:lang w:eastAsia="zh-CN"/>
         </w:rPr>
-        <w:t>记忆排队中，玩家原则上应当停留在机台附近或者其他能够被现场相关玩家识别为仍在排队的位置。玩家未经说明离开机台附近，导致其他玩家无法判断其是否仍在排队的，可以按照退出排队处理。玩家离开前已经向现场相关玩家说明暂时离开，或者离开时间极短且未影响现场识别的，可以继续保留排队资格；但是，其取得游玩资格时不在现场的，均视为放弃本次游玩机会；按照放弃本次游玩机会处理后，该</w:t>
+        <w:t>记忆排队中，玩家原则上应当停留在机台附近或者其他能够被现场相关玩家识别为仍在排队的位置。玩家未经说明离开机台附近，导致其他玩家无法判断其是否仍</w:t>
       </w:r>
       <w:r>
         <w:rPr>
@@ -2062,7 +2079,7 @@
           <w:lang w:eastAsia="zh-CN"/>
         </w:rPr>
         <w:lastRenderedPageBreak/>
-        <w:t>玩家下一次取得游玩资格时依然不在现场的，应当按照退出排队处理。</w:t>
+        <w:t>在排队的，可以按照退出排队处理。玩家离开前已经向现场相关玩家说明暂时离开，或者离开时间极短且未影响现场识别的，可以继续保留排队资格；但是，其取得游玩资格时不在现场的，均视为放弃本次游玩机会；按照放弃本次游玩机会处理后，该玩家下一次取得游玩资格时依然不在现场的，应当按照退出排队处理。</w:t>
       </w:r>
     </w:p>
     <w:p>
@@ -2185,6 +2202,7 @@
           <w:szCs w:val="32"/>
           <w:lang w:eastAsia="zh-CN"/>
         </w:rPr>
+        <w:lastRenderedPageBreak/>
         <w:t>第二十六</w:t>
       </w:r>
       <w:proofErr w:type="gramStart"/>
@@ -2228,7 +2246,6 @@
           <w:szCs w:val="32"/>
           <w:lang w:eastAsia="zh-CN"/>
         </w:rPr>
-        <w:lastRenderedPageBreak/>
         <w:t>第四</w:t>
       </w:r>
       <w:proofErr w:type="gramStart"/>
@@ -2376,7 +2393,15 @@
           <w:szCs w:val="32"/>
           <w:lang w:eastAsia="zh-CN"/>
         </w:rPr>
-        <w:t>玩家加入共同记忆排队时，原则上应当向正在游玩或者正在等待的玩家说明其加入排队。未说明但其等待状态已经被现场相关玩家实际识别的，可以认定其已经加入排队；未说明且现场相关玩家无法合理识别其等待状态的，不得在事后主张优先于已经被现场确认的排队顺序。</w:t>
+        <w:t>玩家加入共同记忆排队时，原则上应当向正在游玩或者正在等待的玩家说明其加入排队。未说明但其等待状态已经被现场相关玩家实际识别的，可以认定其已经加入</w:t>
+      </w:r>
+      <w:r>
+        <w:rPr>
+          <w:szCs w:val="32"/>
+          <w:lang w:eastAsia="zh-CN"/>
+        </w:rPr>
+        <w:lastRenderedPageBreak/>
+        <w:t>排队；未说明且现场相关玩家无法合理识别其等待状态的，不得在事后主张优先于已经被现场确认的排队顺序。</w:t>
       </w:r>
     </w:p>
     <w:p>
@@ -2419,15 +2444,7 @@
           <w:szCs w:val="32"/>
           <w:lang w:eastAsia="zh-CN"/>
         </w:rPr>
-        <w:t>记忆排队中，排队顺序按照玩家加入排队的先后形成。已经形成的排队顺序，应当随玩家游玩、退出、暂时离开、放弃本次游玩机会、共同游玩等事实继续变化。共</w:t>
-      </w:r>
-      <w:r>
-        <w:rPr>
-          <w:szCs w:val="32"/>
-          <w:lang w:eastAsia="zh-CN"/>
-        </w:rPr>
-        <w:lastRenderedPageBreak/>
-        <w:t>同记忆排队的顺序解释，应当按照如果存在同等实物登记队列时应当如何移动标识的方式理解。</w:t>
+        <w:t>记忆排队中，排队顺序按照玩家加入排队的先后形成。已经形成的排队顺序，应当随玩家游玩、退出、暂时离开、放弃本次游玩机会、共同游玩等事实继续变化。共同记忆排队的顺序解释，应当按照如果存在同等实物登记队列时应当如何移动标识的方式理解。</w:t>
       </w:r>
     </w:p>
     <w:p>
@@ -2599,7 +2616,15 @@
           <w:szCs w:val="32"/>
           <w:lang w:eastAsia="zh-CN"/>
         </w:rPr>
-        <w:t>游玩的玩家尚未释放游玩位置时，新玩家加入共同记忆排队的，新玩家应当排在当时已经等待的玩家之后；正在游玩的玩家释放游玩位置后，应当再归入届时顺序末端。正在游玩的玩家释放游玩位置后但下一名玩家尚未开始游戏前，新玩家加入排队的，应当排在已经完成游玩的玩家或者玩家组合之后。</w:t>
+        <w:t>游玩的玩家尚未释放游玩位置时，新玩家加入共同记忆排队的，新玩家应当排在当时已经等待的玩家</w:t>
+      </w:r>
+      <w:r>
+        <w:rPr>
+          <w:szCs w:val="32"/>
+          <w:lang w:eastAsia="zh-CN"/>
+        </w:rPr>
+        <w:lastRenderedPageBreak/>
+        <w:t>之后；正在游玩的玩家释放游玩位置后，应当再归入届时顺序末端。正在游玩的玩家释放游玩位置后但下一名玩家尚未开始游戏前，新玩家加入排队的，应当排在已经完成游玩的玩家或者玩家组合之后。</w:t>
       </w:r>
     </w:p>
     <w:p>
@@ -2618,7 +2643,6 @@
           <w:szCs w:val="32"/>
           <w:lang w:eastAsia="zh-CN"/>
         </w:rPr>
-        <w:lastRenderedPageBreak/>
         <w:t>第三十五</w:t>
       </w:r>
       <w:proofErr w:type="gramStart"/>
@@ -2729,7 +2753,15 @@
           <w:szCs w:val="32"/>
           <w:lang w:eastAsia="zh-CN"/>
         </w:rPr>
-        <w:t>记忆排队中，玩家退出排队的，应当向现场相关玩家说明。玩家明确表示不再排队、离开现场且无继续排队表示，或者以其行为足以使现场相关玩家合理认为其不再排队的，排队资格消灭。</w:t>
+        <w:t>记忆排队中，玩家退出排队的，应当向现场相关玩家说明。玩家明确表示不再排队、离开现场且无继</w:t>
+      </w:r>
+      <w:r>
+        <w:rPr>
+          <w:szCs w:val="32"/>
+          <w:lang w:eastAsia="zh-CN"/>
+        </w:rPr>
+        <w:lastRenderedPageBreak/>
+        <w:t>续排队表示，或者以其行为足以使现场相关玩家合理认为其不再排队的，排队资格消灭。</w:t>
       </w:r>
     </w:p>
     <w:p>
@@ -2808,7 +2840,6 @@
           <w:szCs w:val="32"/>
           <w:lang w:eastAsia="zh-CN"/>
         </w:rPr>
-        <w:lastRenderedPageBreak/>
         <w:t>（二）玩家是否曾明确表示加入排队；</w:t>
       </w:r>
     </w:p>
@@ -2987,6 +3018,7 @@
           <w:szCs w:val="32"/>
           <w:lang w:eastAsia="zh-CN"/>
         </w:rPr>
+        <w:lastRenderedPageBreak/>
         <w:t>第四十一</w:t>
       </w:r>
       <w:proofErr w:type="gramStart"/>
@@ -3072,7 +3104,6 @@
           <w:szCs w:val="32"/>
           <w:lang w:eastAsia="zh-CN"/>
         </w:rPr>
-        <w:lastRenderedPageBreak/>
         <w:t>（一）该登记对应的实际玩家；</w:t>
       </w:r>
     </w:p>
@@ -3256,7 +3287,15 @@
           <w:szCs w:val="32"/>
           <w:lang w:eastAsia="zh-CN"/>
         </w:rPr>
-        <w:t>识登记排队中，位于排队顺序最起点且符合当前游玩方式要求的一名或者多名玩家取得本次游玩资格。实物登记中，最起点可以通过登记设施上最靠前的位置、预设方向、现场标记或者共同约定确定；信息技术登记中，最起点可以通过系统显示顺序、叫号顺序、时间戳顺序或者系统规则确定。</w:t>
+        <w:t>识登记排队中，位于排队顺序最起点且符合当前游玩方式要求的一名或者多名玩家取得本次游玩资格。</w:t>
+      </w:r>
+      <w:r>
+        <w:rPr>
+          <w:szCs w:val="32"/>
+          <w:lang w:eastAsia="zh-CN"/>
+        </w:rPr>
+        <w:lastRenderedPageBreak/>
+        <w:t>实物登记中，最起点可以通过登记设施上最靠前的位置、预设方向、现场标记或者共同约定确定；信息技术登记中，最起点可以通过系统显示顺序、叫号顺序、时间戳顺序或者系统规则确定。</w:t>
       </w:r>
     </w:p>
     <w:p>
@@ -3299,15 +3338,7 @@
           <w:szCs w:val="32"/>
           <w:lang w:eastAsia="zh-CN"/>
         </w:rPr>
-        <w:t>识登记信息明确表示单人游玩、共同游玩、暂时离开、放弃本次游玩机会或者其他排队状态的，按照其明</w:t>
-      </w:r>
-      <w:r>
-        <w:rPr>
-          <w:szCs w:val="32"/>
-          <w:lang w:eastAsia="zh-CN"/>
-        </w:rPr>
-        <w:lastRenderedPageBreak/>
-        <w:t>确表示解释。登记信息没有明确表示游玩方式的，可以按照登记标识的相邻关系、空位、间隔、方向、颜色、符号、备注或者现场通行理解判断。能够从登记信息中合理判断玩家意图的，不得仅因未使用固定格式而否认其效力。</w:t>
+        <w:t>识登记信息明确表示单人游玩、共同游玩、暂时离开、放弃本次游玩机会或者其他排队状态的，按照其明确表示解释。登记信息没有明确表示游玩方式的，可以按照登记标识的相邻关系、空位、间隔、方向、颜色、符号、备注或者现场通行理解判断。能够从登记信息中合理判断玩家意图的，不得仅因未使用固定格式而否认其效力。</w:t>
       </w:r>
     </w:p>
     <w:p>
@@ -3411,7 +3442,15 @@
           <w:szCs w:val="32"/>
           <w:lang w:eastAsia="zh-CN"/>
         </w:rPr>
-        <w:t>登记排队中，完成游玩的玩家或者玩家组合，应当按照其参与该次游戏前的相对顺序归入排队顺序末端。现场实际移动实体标识的，按照移动后的有效顺序确认；现场未实际移动实体标识的，应当按照本应移动后的结果解释排队顺序。</w:t>
+        <w:t>登记排队中，完成游玩的玩家或者玩家组合，应当按照其参与该次游戏前的相对顺序归入排队顺序末端。现场实际移动实体标识的，按照移动后的有效顺序确认；</w:t>
+      </w:r>
+      <w:r>
+        <w:rPr>
+          <w:szCs w:val="32"/>
+          <w:lang w:eastAsia="zh-CN"/>
+        </w:rPr>
+        <w:lastRenderedPageBreak/>
+        <w:t>现场未实际移动实体标识的，应当按照本应移动后的结果解释排队顺序。</w:t>
       </w:r>
     </w:p>
     <w:p>
@@ -3473,7 +3512,6 @@
           <w:szCs w:val="32"/>
           <w:lang w:eastAsia="zh-CN"/>
         </w:rPr>
-        <w:lastRenderedPageBreak/>
         <w:t>第五十</w:t>
       </w:r>
       <w:proofErr w:type="gramStart"/>
@@ -3620,7 +3658,15 @@
           <w:szCs w:val="32"/>
           <w:lang w:eastAsia="zh-CN"/>
         </w:rPr>
-        <w:t>信息因误放、误移、遗失、遮挡、系统错误、重复登记或者他人擅自调整发生争议的，应当先恢复至能够被可靠确认的最近状态。无法恢复的，应当结合现场记忆、系统记录、实体标识状态、相关玩家说明和其他可验证事实协商确定；仍无法确定的，按照争议处理规则处理。</w:t>
+        <w:t>信息因误放、误移、遗失、遮挡、系统错误、重复登记或者他人擅自调整发生争议的，应当先恢复至能够被可靠确认的最近状态。无法恢复的，应当结合现场记忆、</w:t>
+      </w:r>
+      <w:r>
+        <w:rPr>
+          <w:szCs w:val="32"/>
+          <w:lang w:eastAsia="zh-CN"/>
+        </w:rPr>
+        <w:lastRenderedPageBreak/>
+        <w:t>系统记录、实体标识状态、相关玩家说明和其他可验证事实协商确定；仍无法确定的，按照争议处理规则处理。</w:t>
       </w:r>
     </w:p>
     <w:p>
@@ -3663,15 +3709,7 @@
           <w:szCs w:val="32"/>
           <w:lang w:eastAsia="zh-CN"/>
         </w:rPr>
-        <w:t>暂时离开标识登记排队的，可以保留其有效登记，但应当通过现场说明、暂时离开标记、电子状态或者其他方式使相关玩家能够识别其仍继续排队；但是，玩家取得游玩资格时不在现场的，无论是否已经作出暂时离开说明、</w:t>
-      </w:r>
-      <w:r>
-        <w:rPr>
-          <w:szCs w:val="32"/>
-          <w:lang w:eastAsia="zh-CN"/>
-        </w:rPr>
-        <w:lastRenderedPageBreak/>
-        <w:t>设置暂时离开标记或者保留其他状态表示，均不得保留本次游玩机会。</w:t>
+        <w:t>暂时离开标识登记排队的，可以保留其有效登记，但应当通过现场说明、暂时离开标记、电子状态或者其他方式使相关玩家能够识别其仍继续排队；但是，玩家取得游玩资格时不在现场的，无论是否已经作出暂时离开说明、设置暂时离开标记或者保留其他状态表示，均不得保留本次游玩机会。</w:t>
       </w:r>
     </w:p>
     <w:p>
@@ -3775,7 +3813,15 @@
           <w:szCs w:val="32"/>
           <w:lang w:eastAsia="zh-CN"/>
         </w:rPr>
-        <w:t>厅设置专用登记设施、排队板、电子系统或者临时登记规则的，玩家应当按照该设施或者规则进行登记。登记设施或者系统存在不足以处理的具体情形时，按照本办法关于标识登记排队、共同游玩、暂时离开和争议处理的规则补充解释。</w:t>
+        <w:t>厅设置专用登记设施、排队板、电子系统或者临时登记规则的，玩家应当按照该设施或者规则进行登记。登记设施或者系统存在不足以处理的具体情形时，按照本办法</w:t>
+      </w:r>
+      <w:r>
+        <w:rPr>
+          <w:szCs w:val="32"/>
+          <w:lang w:eastAsia="zh-CN"/>
+        </w:rPr>
+        <w:lastRenderedPageBreak/>
+        <w:t>关于标识登记排队、共同游玩、暂时离开和争议处理的规则补充解释。</w:t>
       </w:r>
     </w:p>
     <w:p>
@@ -3855,15 +3901,7 @@
           <w:szCs w:val="32"/>
           <w:lang w:eastAsia="zh-CN"/>
         </w:rPr>
-        <w:t>可以选择单人游玩，也可以按照本办法与其他玩家共同游玩。单人游玩和共同游玩的选择，不得违反</w:t>
-      </w:r>
-      <w:r>
-        <w:rPr>
-          <w:szCs w:val="32"/>
-          <w:lang w:eastAsia="zh-CN"/>
-        </w:rPr>
-        <w:lastRenderedPageBreak/>
-        <w:t>排队顺序，不得延后其他玩家按照原排队顺序本应取得游玩资格的时间，不得强迫其他玩家参与共同游玩。</w:t>
+        <w:t>可以选择单人游玩，也可以按照本办法与其他玩家共同游玩。单人游玩和共同游玩的选择，不得违反排队顺序，不得延后其他玩家按照原排队顺序本应取得游玩资格的时间，不得强迫其他玩家参与共同游玩。</w:t>
       </w:r>
     </w:p>
     <w:p>
@@ -4039,6 +4077,7 @@
           <w:szCs w:val="32"/>
           <w:lang w:eastAsia="zh-CN"/>
         </w:rPr>
+        <w:lastRenderedPageBreak/>
         <w:t>（五）其他虽名义上为协助、教学、代打、体验，实质上已经参与当前游戏的情形。</w:t>
       </w:r>
     </w:p>
@@ -4101,7 +4140,6 @@
           <w:szCs w:val="32"/>
           <w:lang w:eastAsia="zh-CN"/>
         </w:rPr>
-        <w:lastRenderedPageBreak/>
         <w:t>第六十</w:t>
       </w:r>
       <w:proofErr w:type="gramStart"/>
@@ -4187,6 +4225,7 @@
           <w:szCs w:val="32"/>
           <w:lang w:eastAsia="zh-CN"/>
         </w:rPr>
+        <w:lastRenderedPageBreak/>
         <w:t>例如，原排队顺序为甲、乙、丙、丁。甲提出与丙共同游玩，且丙同意的，不得直接由甲、丙先行共同游玩而使乙被延后。此时乙应当先取得游玩资格；乙选择单人游玩的，顺序可以处理为乙先游玩，甲、丙后共同游玩。乙与丁均同意共同游玩的，也可以由乙、丁先共同游玩，甲、丙后共同游玩。</w:t>
       </w:r>
     </w:p>
@@ -4230,15 +4269,7 @@
           <w:szCs w:val="32"/>
           <w:lang w:eastAsia="zh-CN"/>
         </w:rPr>
-        <w:t>已经同意共同游玩，但在实际开始游戏前撤回同意的，除其撤回行为已经不合理地影响其他玩家正常</w:t>
-      </w:r>
-      <w:r>
-        <w:rPr>
-          <w:szCs w:val="32"/>
-          <w:lang w:eastAsia="zh-CN"/>
-        </w:rPr>
-        <w:lastRenderedPageBreak/>
-        <w:t>取得游玩资格外，应当允许撤回。共同游玩撤回后，应当按照撤回时排队顺序的自然状态继续处理；能够恢复至未作出该共同游玩安排时的合理顺序的，可以恢复；不能完全恢复的，不得因此延后未参与该安排的其他玩家。</w:t>
+        <w:t>已经同意共同游玩，但在实际开始游戏前撤回同意的，除其撤回行为已经不合理地影响其他玩家正常取得游玩资格外，应当允许撤回。共同游玩撤回后，应当按照撤回时排队顺序的自然状态继续处理；能够恢复至未作出该共同游玩安排时的合理顺序的，可以恢复；不能完全恢复的，不得因此延后未参与该安排的其他玩家。</w:t>
       </w:r>
     </w:p>
     <w:p>
@@ -4386,6 +4417,7 @@
           <w:szCs w:val="32"/>
           <w:lang w:eastAsia="zh-CN"/>
         </w:rPr>
+        <w:lastRenderedPageBreak/>
         <w:t>第七</w:t>
       </w:r>
       <w:proofErr w:type="gramStart"/>
@@ -4466,7 +4498,6 @@
           <w:szCs w:val="32"/>
           <w:lang w:eastAsia="zh-CN"/>
         </w:rPr>
-        <w:lastRenderedPageBreak/>
         <w:t>第六十七</w:t>
       </w:r>
       <w:proofErr w:type="gramStart"/>
@@ -4649,7 +4680,15 @@
           <w:szCs w:val="32"/>
           <w:lang w:eastAsia="zh-CN"/>
         </w:rPr>
-        <w:t>登记排队中，完成游玩的玩家或者玩家组合原则上应当移动其实体标识至顺序末端。实际移动实体标识的人通常为参与游玩的玩家；机厅或者现场另有安排的，可以由其他人移动。任何人移动他人标识，均不得改变该标识本应处于的顺序位置。</w:t>
+        <w:t>登记排队中，完成游玩的玩家或者玩家组合原则上应当移动其实体标识至顺序末端。实际移动实体标识的人通常为参与游玩的玩家；机厅或者现场另有安排的，可</w:t>
+      </w:r>
+      <w:r>
+        <w:rPr>
+          <w:szCs w:val="32"/>
+          <w:lang w:eastAsia="zh-CN"/>
+        </w:rPr>
+        <w:lastRenderedPageBreak/>
+        <w:t>以由其他人移动。任何人移动他人标识，均不得改变该标识本应处于的顺序位置。</w:t>
       </w:r>
     </w:p>
     <w:p>
@@ -4711,7 +4750,6 @@
           <w:szCs w:val="32"/>
           <w:lang w:eastAsia="zh-CN"/>
         </w:rPr>
-        <w:lastRenderedPageBreak/>
         <w:t>第七十一</w:t>
       </w:r>
       <w:proofErr w:type="gramStart"/>
@@ -4841,32 +4879,39 @@
           <w:szCs w:val="32"/>
           <w:lang w:eastAsia="zh-CN"/>
         </w:rPr>
+        <w:t>第七十四</w:t>
+      </w:r>
+      <w:proofErr w:type="gramStart"/>
+      <w:r>
+        <w:rPr>
+          <w:rFonts w:ascii="黑体" w:eastAsia="黑体" w:hAnsi="黑体"/>
+          <w:szCs w:val="32"/>
+          <w:lang w:eastAsia="zh-CN"/>
+        </w:rPr>
+        <w:t>条</w:t>
+      </w:r>
+      <w:r>
+        <w:rPr>
+          <w:szCs w:val="32"/>
+          <w:lang w:eastAsia="zh-CN"/>
+        </w:rPr>
+        <w:t xml:space="preserve">　玩家</w:t>
+      </w:r>
+      <w:proofErr w:type="gramEnd"/>
+      <w:r>
+        <w:rPr>
+          <w:szCs w:val="32"/>
+          <w:lang w:eastAsia="zh-CN"/>
+        </w:rPr>
+        <w:t>放弃本次游玩机会但继续保留排队资格的，应当按照现场可识别方式归入后续游玩资格轮换。标识登记排队中，可以通过移动标识、设置状态、作出备注或者其他</w:t>
+      </w:r>
+      <w:r>
+        <w:rPr>
+          <w:szCs w:val="32"/>
+          <w:lang w:eastAsia="zh-CN"/>
+        </w:rPr>
         <w:lastRenderedPageBreak/>
-        <w:t>第七十四</w:t>
-      </w:r>
-      <w:proofErr w:type="gramStart"/>
-      <w:r>
-        <w:rPr>
-          <w:rFonts w:ascii="黑体" w:eastAsia="黑体" w:hAnsi="黑体"/>
-          <w:szCs w:val="32"/>
-          <w:lang w:eastAsia="zh-CN"/>
-        </w:rPr>
-        <w:t>条</w:t>
-      </w:r>
-      <w:r>
-        <w:rPr>
-          <w:szCs w:val="32"/>
-          <w:lang w:eastAsia="zh-CN"/>
-        </w:rPr>
-        <w:t xml:space="preserve">　玩家</w:t>
-      </w:r>
-      <w:proofErr w:type="gramEnd"/>
-      <w:r>
-        <w:rPr>
-          <w:szCs w:val="32"/>
-          <w:lang w:eastAsia="zh-CN"/>
-        </w:rPr>
-        <w:t>放弃本次游玩机会但继续保留排队资格的，应当按照现场可识别方式归入后续游玩资格轮换。标识登记排队中，可以通过移动标识、设置状态、作出备注或者其他方式表示；共同记忆排队中，应当由现场相关玩家能够确认其仍继续排队。</w:t>
+        <w:t>方式表示；共同记忆排队中，应当由现场相关玩家能够确认其仍继续排队。</w:t>
       </w:r>
     </w:p>
     <w:p>
@@ -4928,7 +4973,6 @@
           <w:szCs w:val="32"/>
           <w:lang w:eastAsia="zh-CN"/>
         </w:rPr>
-        <w:lastRenderedPageBreak/>
         <w:t>第七十六</w:t>
       </w:r>
       <w:proofErr w:type="gramStart"/>
@@ -5076,15 +5120,7 @@
           <w:szCs w:val="32"/>
           <w:lang w:eastAsia="zh-CN"/>
         </w:rPr>
-        <w:t>玩家人数增加、共同记忆难以维持顺序、顺序争议频繁发生，或者机厅要求使用登记设施时，可以启用标</w:t>
-      </w:r>
-      <w:r>
-        <w:rPr>
-          <w:szCs w:val="32"/>
-          <w:lang w:eastAsia="zh-CN"/>
-        </w:rPr>
-        <w:lastRenderedPageBreak/>
-        <w:t>识登记排队。启用标识登记排队，应当尽可能通知当时已经参与该机台排队的玩家。</w:t>
+        <w:t>玩家人数增加、共同记忆难以维持顺序、顺序争议频繁发生，或者机厅要求使用登记设施时，可以启用标识登记排队。启用标识登记排队，应当尽可能通知当时已经参与该机台排队的玩家。</w:t>
       </w:r>
     </w:p>
     <w:p>
@@ -5127,7 +5163,15 @@
           <w:szCs w:val="32"/>
           <w:lang w:eastAsia="zh-CN"/>
         </w:rPr>
-        <w:t>共同记忆排队转换为标识登记排队时，应当按照转换时能够确认的共同记忆排队顺序登记，不得借转换机会重新排序、夹带新玩家、删除暂时离开但仍可确认排队资格的玩家，或者改变既有玩家之间能够确认的先后关系。</w:t>
+        <w:t>共同记忆排队转换为标识登记排队时，应当按照转换时能够确认的共同记忆排队顺序登记，不得借转换</w:t>
+      </w:r>
+      <w:r>
+        <w:rPr>
+          <w:szCs w:val="32"/>
+          <w:lang w:eastAsia="zh-CN"/>
+        </w:rPr>
+        <w:lastRenderedPageBreak/>
+        <w:t>机会重新排序、夹带新玩家、删除暂时离开但仍可确认排队资格的玩家，或者改变既有玩家之间能够确认的先后关系。</w:t>
       </w:r>
     </w:p>
     <w:p>
@@ -5256,15 +5300,7 @@
           <w:szCs w:val="32"/>
           <w:lang w:eastAsia="zh-CN"/>
         </w:rPr>
-        <w:t>识登记排队转换为共同记忆排队的，应当谨慎进行。除登记设施无法继续使用、机厅要求撤除登记、现场玩家人数明显减少且所有相关玩家同意外，不宜转换。转换时应</w:t>
-      </w:r>
-      <w:r>
-        <w:rPr>
-          <w:szCs w:val="32"/>
-          <w:lang w:eastAsia="zh-CN"/>
-        </w:rPr>
-        <w:lastRenderedPageBreak/>
-        <w:t>当以有效登记信息为基础确认顺序，不得凭个别玩家记忆推翻有效登记信息。</w:t>
+        <w:t>识登记排队转换为共同记忆排队的，应当谨慎进行。除登记设施无法继续使用、机厅要求撤除登记、现场玩家人数明显减少且所有相关玩家同意外，不宜转换。转换时应当以有效登记信息为基础确认顺序，不得凭个别玩家记忆推翻有效登记信息。</w:t>
       </w:r>
     </w:p>
     <w:p>
@@ -5326,6 +5362,7 @@
           <w:szCs w:val="32"/>
           <w:lang w:eastAsia="zh-CN"/>
         </w:rPr>
+        <w:lastRenderedPageBreak/>
         <w:t>第九</w:t>
       </w:r>
       <w:proofErr w:type="gramStart"/>
@@ -5449,7 +5486,6 @@
           <w:szCs w:val="32"/>
           <w:lang w:eastAsia="zh-CN"/>
         </w:rPr>
-        <w:lastRenderedPageBreak/>
         <w:t>第八十六</w:t>
       </w:r>
       <w:proofErr w:type="gramStart"/>
@@ -5553,6 +5589,7 @@
           <w:szCs w:val="32"/>
           <w:lang w:eastAsia="zh-CN"/>
         </w:rPr>
+        <w:lastRenderedPageBreak/>
         <w:t>其在已登记机台取得游玩资格时仍在另一机台游玩的，按照放弃本次游玩机会处理；现场已经能够确认其不再参与原登记机台排队的，按照退出排队处理。</w:t>
       </w:r>
     </w:p>
@@ -5639,15 +5676,7 @@
           <w:szCs w:val="32"/>
           <w:lang w:eastAsia="zh-CN"/>
         </w:rPr>
-        <w:t>厅设置统一排队后分配机台的，应当按照统一排队规则确定玩家取得游玩资格的先后。统一排队规则未规定具体分配方式的，可以按照最先空出的机台依序分配；玩家拒绝</w:t>
-      </w:r>
-      <w:r>
-        <w:rPr>
-          <w:szCs w:val="32"/>
-          <w:lang w:eastAsia="zh-CN"/>
-        </w:rPr>
-        <w:lastRenderedPageBreak/>
-        <w:t>当前可用机台并要求等待指定机台的，不得延后其他愿意使用当前可用机台的玩家。</w:t>
+        <w:t>厅设置统一排队后分配机台的，应当按照统一排队规则确定玩家取得游玩资格的先后。统一排队规则未规定具体分配方式的，可以按照最先空出的机台依序分配；玩家拒绝当前可用机台并要求等待指定机台的，不得延后其他愿意使用当前可用机台的玩家。</w:t>
       </w:r>
     </w:p>
     <w:p>
@@ -5824,6 +5853,7 @@
           <w:szCs w:val="32"/>
           <w:lang w:eastAsia="zh-CN"/>
         </w:rPr>
+        <w:lastRenderedPageBreak/>
         <w:t>（三）是否存在暂时离开、退出排队、放弃本次游玩机会或者登记失效；</w:t>
       </w:r>
     </w:p>
@@ -5940,7 +5970,6 @@
           <w:szCs w:val="32"/>
           <w:lang w:eastAsia="zh-CN"/>
         </w:rPr>
-        <w:lastRenderedPageBreak/>
         <w:t>第九十三</w:t>
       </w:r>
       <w:proofErr w:type="gramStart"/>
@@ -6070,6 +6099,7 @@
           <w:szCs w:val="32"/>
           <w:lang w:eastAsia="zh-CN"/>
         </w:rPr>
+        <w:lastRenderedPageBreak/>
         <w:t>第九十六</w:t>
       </w:r>
       <w:proofErr w:type="gramStart"/>
@@ -6156,7 +6186,6 @@
           <w:szCs w:val="32"/>
           <w:lang w:eastAsia="zh-CN"/>
         </w:rPr>
-        <w:lastRenderedPageBreak/>
         <w:t>第九十八</w:t>
       </w:r>
       <w:proofErr w:type="gramStart"/>
@@ -6311,7 +6340,15 @@
           <w:szCs w:val="32"/>
           <w:lang w:eastAsia="zh-CN"/>
         </w:rPr>
-        <w:t>办法中的“机厅明确规定”“现场明确约定”“本人明确同意”，应当以现场相关玩家能够识别和确认的方式作出。仅有个别玩家事后主张、无法被相关玩家识别或者明显损害他人正常排队利益的，不视为明确。</w:t>
+        <w:t>办法中的“机厅明确规定”“现场明确约定”“本人明确同意”，应当以现场相关玩家能够识别和确认</w:t>
+      </w:r>
+      <w:r>
+        <w:rPr>
+          <w:szCs w:val="32"/>
+          <w:lang w:eastAsia="zh-CN"/>
+        </w:rPr>
+        <w:lastRenderedPageBreak/>
+        <w:t>的方式作出。仅有个别玩家事后主张、无法被相关玩家识别或者明显损害他人正常排队利益的，不视为明确。</w:t>
       </w:r>
     </w:p>
     <w:p>
@@ -6373,7 +6410,6 @@
           <w:szCs w:val="32"/>
           <w:lang w:eastAsia="zh-CN"/>
         </w:rPr>
-        <w:lastRenderedPageBreak/>
         <w:t>第一百零二</w:t>
       </w:r>
       <w:proofErr w:type="gramStart"/>
